--- a/templates/template-dec-quitacao.docx
+++ b/templates/template-dec-quitacao.docx
@@ -42,7 +42,7 @@
           <w:szCs w:val="24"/>
           <w:lang w:val="pt-PT"/>
         </w:rPr>
-        <w:t>DECLARANTE: [Nome], [Nacionalidade], [Estado Civil], [Profissão],</w:t>
+        <w:t>DECLARANTE: {{nome_cedente}}, {{nacionalidade_cedente}}, {{estado_civil_cedente}}, {{profissao_cedente}},</w:t>
       </w:r>
       <w:bookmarkStart w:name="_Hlk216179953" w:id="0"/>
       <w:r>
@@ -65,7 +65,7 @@
           <w:szCs w:val="24"/>
           <w:lang w:val="pt-PT"/>
         </w:rPr>
-        <w:t>[RG]</w:t>
+        <w:t>{{rg_cedente}}</w:t>
       </w:r>
       <w:r>
         <w:rPr>
@@ -105,7 +105,7 @@
           <w:szCs w:val="24"/>
           <w:lang w:val="pt-PT"/>
         </w:rPr>
-        <w:t>[CPF]</w:t>
+        <w:t>{{cpf_cedente}}</w:t>
       </w:r>
       <w:r>
         <w:rPr>
@@ -129,7 +129,7 @@
         <w:rPr>
           <w:rFonts w:ascii="Arial"/>
         </w:rPr>
-        <w:t xml:space="preserve"> [Data]</w:t>
+        <w:t xml:space="preserve"> {{data_nascimento}}</w:t>
       </w:r>
       <w:r>
         <w:rPr>
@@ -169,7 +169,7 @@
           <w:szCs w:val="24"/>
           <w:lang w:val="pt-PT"/>
         </w:rPr>
-        <w:t>[Endereço],</w:t>
+        <w:t>{{endereco_cedente}},</w:t>
       </w:r>
       <w:r>
         <w:rPr>
@@ -192,7 +192,7 @@
           <w:szCs w:val="24"/>
           <w:lang w:val="pt-PT"/>
         </w:rPr>
-        <w:t>[CEP]</w:t>
+        <w:t>{{cep_cedente}}</w:t>
       </w:r>
       <w:r>
         <w:rPr>
@@ -222,7 +222,7 @@
           <w:szCs w:val="22"/>
           <w:lang w:val="pt-PT"/>
         </w:rPr>
-        <w:t>[DD/MM/AAAA]</w:t>
+        <w:t>{{data_negociacao}}</w:t>
       </w:r>
       <w:r>
         <w:rPr>
@@ -260,7 +260,7 @@
           <w:szCs w:val="24"/>
           <w:lang w:val="pt-PT"/>
         </w:rPr>
-        <w:t>[Número Processo]</w:t>
+        <w:t>{{numero_processo}}</w:t>
       </w:r>
       <w:r>
         <w:rPr>
@@ -323,7 +323,7 @@
           <w:szCs w:val="24"/>
           <w:lang w:val="pt-PT"/>
         </w:rPr>
-        <w:t xml:space="preserve"> [Vara/Unidade]  </w:t>
+        <w:t xml:space="preserve"> {{vara_unidade}}  </w:t>
       </w:r>
       <w:r>
         <w:rPr>
@@ -346,7 +346,7 @@
           <w:szCs w:val="24"/>
           <w:lang w:val="pt-PT"/>
         </w:rPr>
-        <w:t>[Comarca]</w:t>
+        <w:t>{{comarca}}</w:t>
       </w:r>
       <w:r>
         <w:rPr>
@@ -383,7 +383,7 @@
           <w:szCs w:val="24"/>
           <w:lang w:val="pt-PT"/>
         </w:rPr>
-        <w:t xml:space="preserve">[Nome]</w:t>
+        <w:t>{{nome_cedente}}</w:t>
       </w:r>
       <w:r>
         <w:rPr>
@@ -435,7 +435,7 @@
           <w:szCs w:val="22"/>
           <w:lang w:val="pt-PT"/>
         </w:rPr>
-        <w:t>[Número Processo Origem]</w:t>
+        <w:t>{{numero_processo_origem}}</w:t>
       </w:r>
       <w:r>
         <w:rPr>
@@ -739,7 +739,7 @@
           <w:szCs w:val="22"/>
           <w:lang w:val="pt-PT"/>
         </w:rPr>
-        <w:t>[Local]</w:t>
+        <w:t>{{local}}</w:t>
       </w:r>
       <w:r>
         <w:rPr>

--- a/templates/template-dec-quitacao.docx
+++ b/templates/template-dec-quitacao.docx
@@ -770,7 +770,7 @@
           <w:szCs w:val="22"/>
           <w:lang w:val="pt-PT"/>
         </w:rPr>
-        <w:t>[Data]</w:t>
+        <w:t>{{data_nascimento}}</w:t>
       </w:r>
     </w:p>
     <w:sectPr>

--- a/templates/template-dec-quitacao.docx
+++ b/templates/template-dec-quitacao.docx
@@ -42,14 +42,13 @@
           <w:szCs w:val="24"/>
           <w:lang w:val="pt-PT"/>
         </w:rPr>
-        <w:t>DECLARANTE: {{nome_cedente}}, {{nacionalidade_cedente}}, {{estado_civil_cedente}}, {{profissao_cedente}},</w:t>
+        <w:t>DECLARANTE: {{nome_cedente}}, {{nacionalidade_cedente}}, {{estado_civil_cedente}}, {{profissao_cedente}}, portador do RG: {{rg_cedente}}, inscrito no CPF sob o nº: {{cpf_cedente}}, nascido em {{data_nascimento}}, residente e domiciliado na/em {{endereco_cedente}}, CEP: {{cep_cedente}}, declara que em {{data_negociacao}}, efetivou as negociações referentes aos Direitos Creditórios oriundos do processo de Cumprimento de Sentença nº {{numero_processo}}movido em face do {{devedor}} em tramitação na   {{vara_unidade}}  - Comarca de {{comarca}}, que por sua vez, foi  expedido em favor de {{nome_cedente}} que é credor de 100 % (cem por cento), dos Direitos Creditórios derivados dos processos de origem nº {{numero_processo_origem}}movidos em face do {{devedor}} , como já informado e escrito na procuração de cessão lavrada em Cartório. Deste modo, declara pleno conhecimento da negociação efetivada e não possuir mais qualquer relação com referido Ofício Requisitório ou processos originários/executórios, haja vista a cessão citada anteriormente, a qual, vale dizer, foi realizada com total ciência e concordância de seu representante legal, firmada por livre e espontânea vontade. Claro é ver, que com o integral pagamento do preço acordado e efetivamente recebido, dá-se à parte compradora, ampla e integral quitação a 100 % (cem por cento) dos direitos creditórios acima mencionado.</w:t>
       </w:r>
       <w:bookmarkStart w:name="_Hlk216179953" w:id="0"/>
       <w:r>
         <w:rPr>
           <w:rFonts w:ascii="Arial"/>
         </w:rPr>
-        <w:t xml:space="preserve"> portador do RG: </w:t>
       </w:r>
       <w:r>
         <w:rPr>
@@ -65,31 +64,26 @@
           <w:szCs w:val="24"/>
           <w:lang w:val="pt-PT"/>
         </w:rPr>
-        <w:t>{{rg_cedente}}</w:t>
       </w:r>
       <w:r>
         <w:rPr>
           <w:rFonts w:ascii="Arial"/>
         </w:rPr>
-        <w:t>, inscrito no CPF sob o n</w:t>
       </w:r>
       <w:r>
         <w:rPr>
           <w:rFonts w:ascii="Arial"/>
         </w:rPr>
-        <w:t>º</w:t>
       </w:r>
       <w:r>
         <w:rPr>
           <w:rFonts w:ascii="Arial"/>
         </w:rPr>
-        <w:t>:</w:t>
       </w:r>
       <w:r>
         <w:rPr>
           <w:rFonts w:ascii="Arial"/>
         </w:rPr>
-        <w:t xml:space="preserve"> </w:t>
       </w:r>
       <w:r>
         <w:rPr>
@@ -105,55 +99,46 @@
           <w:szCs w:val="24"/>
           <w:lang w:val="pt-PT"/>
         </w:rPr>
-        <w:t>{{cpf_cedente}}</w:t>
       </w:r>
       <w:r>
         <w:rPr>
           <w:rFonts w:ascii="Arial"/>
         </w:rPr>
-        <w:t>, nasci</w:t>
       </w:r>
       <w:r>
         <w:rPr>
           <w:rFonts w:ascii="Arial"/>
         </w:rPr>
-        <w:t>do e</w:t>
       </w:r>
       <w:r>
         <w:rPr>
           <w:rFonts w:ascii="Arial"/>
         </w:rPr>
-        <w:t>m</w:t>
       </w:r>
       <w:r>
         <w:rPr>
           <w:rFonts w:ascii="Arial"/>
         </w:rPr>
-        <w:t xml:space="preserve"> {{data_nascimento}}</w:t>
       </w:r>
       <w:r>
         <w:rPr>
           <w:rFonts w:ascii="Arial"/>
         </w:rPr>
-        <w:t>, reside</w:t>
       </w:r>
       <w:r>
         <w:rPr>
           <w:rFonts w:ascii="Arial"/>
         </w:rPr>
-        <w:t>nte e domiciliado na</w:t>
       </w:r>
       <w:r>
         <w:rPr>
           <w:rFonts w:ascii="Arial"/>
         </w:rPr>
-        <w:t>/em</w:t>
       </w:r>
       <w:r>
         <w:rPr>
           <w:rFonts w:ascii="Arial"/>
         </w:rPr>
-        <w:t xml:space="preserve"> </w:t>
       </w:r>
       <w:r>
         <w:rPr>
@@ -169,13 +154,11 @@
           <w:szCs w:val="24"/>
           <w:lang w:val="pt-PT"/>
         </w:rPr>
-        <w:t>{{endereco_cedente}},</w:t>
       </w:r>
       <w:r>
         <w:rPr>
           <w:rFonts w:ascii="Arial"/>
         </w:rPr>
-        <w:t xml:space="preserve"> CEP: </w:t>
       </w:r>
       <w:bookmarkEnd w:id="0"/>
       <w:r>
@@ -192,21 +175,18 @@
           <w:szCs w:val="24"/>
           <w:lang w:val="pt-PT"/>
         </w:rPr>
-        <w:t>{{cep_cedente}}</w:t>
-      </w:r>
-      <w:r>
-        <w:rPr>
-          <w:sz w:val="22"/>
-          <w:szCs w:val="22"/>
-        </w:rPr>
-        <w:t>,</w:t>
-      </w:r>
-      <w:r>
-        <w:rPr>
-          <w:sz w:val="22"/>
-          <w:szCs w:val="22"/>
-        </w:rPr>
-        <w:t xml:space="preserve"> declara que em </w:t>
+      </w:r>
+      <w:r>
+        <w:rPr>
+          <w:sz w:val="22"/>
+          <w:szCs w:val="22"/>
+        </w:rPr>
+      </w:r>
+      <w:r>
+        <w:rPr>
+          <w:sz w:val="22"/>
+          <w:szCs w:val="22"/>
+        </w:rPr>
       </w:r>
       <w:r>
         <w:rPr>
@@ -222,21 +202,18 @@
           <w:szCs w:val="22"/>
           <w:lang w:val="pt-PT"/>
         </w:rPr>
-        <w:t>{{data_negociacao}}</w:t>
-      </w:r>
-      <w:r>
-        <w:rPr>
-          <w:sz w:val="22"/>
-          <w:szCs w:val="22"/>
-        </w:rPr>
-        <w:t xml:space="preserve">, efetivou as negociações referentes aos Direitos Creditórios oriundos do processo de </w:t>
-      </w:r>
-      <w:r>
-        <w:rPr>
-          <w:sz w:val="22"/>
-          <w:szCs w:val="22"/>
-        </w:rPr>
-        <w:t>Cumprimento de Sentença nº</w:t>
+      </w:r>
+      <w:r>
+        <w:rPr>
+          <w:sz w:val="22"/>
+          <w:szCs w:val="22"/>
+        </w:rPr>
+      </w:r>
+      <w:r>
+        <w:rPr>
+          <w:sz w:val="22"/>
+          <w:szCs w:val="22"/>
+        </w:rPr>
       </w:r>
       <w:r>
         <w:rPr>
@@ -244,7 +221,6 @@
           <w:b w:val="1"/>
           <w:bCs w:val="1"/>
         </w:rPr>
-        <w:t xml:space="preserve"> </w:t>
       </w:r>
       <w:r>
         <w:rPr>
@@ -260,54 +236,45 @@
           <w:szCs w:val="24"/>
           <w:lang w:val="pt-PT"/>
         </w:rPr>
-        <w:t>{{numero_processo}}</w:t>
-      </w:r>
-      <w:r>
-        <w:rPr>
-          <w:sz w:val="22"/>
-          <w:szCs w:val="22"/>
-        </w:rPr>
-        <w:t>movido em face d</w:t>
-      </w:r>
-      <w:r>
-        <w:rPr>
-          <w:sz w:val="22"/>
-          <w:szCs w:val="22"/>
-        </w:rPr>
-        <w:t>o</w:t>
-      </w:r>
-      <w:r>
-        <w:rPr>
-          <w:sz w:val="22"/>
-          <w:szCs w:val="22"/>
-        </w:rPr>
-        <w:t xml:space="preserve"> </w:t>
-      </w:r>
-      <w:r>
-        <w:rPr>
-          <w:sz w:val="22"/>
-          <w:szCs w:val="22"/>
-        </w:rPr>
-        <w:t xml:space="preserve">ESTADO DO GOIAS </w:t>
+      </w:r>
+      <w:r>
+        <w:rPr>
+          <w:sz w:val="22"/>
+          <w:szCs w:val="22"/>
+        </w:rPr>
+      </w:r>
+      <w:r>
+        <w:rPr>
+          <w:sz w:val="22"/>
+          <w:szCs w:val="22"/>
+        </w:rPr>
+      </w:r>
+      <w:r>
+        <w:rPr>
+          <w:sz w:val="22"/>
+          <w:szCs w:val="22"/>
+        </w:rPr>
+      </w:r>
+      <w:r>
+        <w:rPr>
+          <w:sz w:val="22"/>
+          <w:szCs w:val="22"/>
+        </w:rPr>
       </w:r>
       <w:r>
         <w:rPr/>
-        <w:t>em tramitação</w:t>
       </w:r>
       <w:r>
         <w:rPr/>
-        <w:t xml:space="preserve"> na</w:t>
       </w:r>
       <w:r>
         <w:rPr/>
-        <w:t xml:space="preserve"> </w:t>
       </w:r>
       <w:r>
         <w:rPr>
           <w:b w:val="1"/>
           <w:bCs w:val="1"/>
         </w:rPr>
-        <w:t> </w:t>
       </w:r>
       <w:r>
         <w:rPr>
@@ -323,14 +290,12 @@
           <w:szCs w:val="24"/>
           <w:lang w:val="pt-PT"/>
         </w:rPr>
-        <w:t xml:space="preserve"> {{vara_unidade}}  </w:t>
       </w:r>
       <w:r>
         <w:rPr>
           <w:b w:val="1"/>
           <w:bCs w:val="1"/>
         </w:rPr>
-        <w:t xml:space="preserve">- Comarca de </w:t>
       </w:r>
       <w:r>
         <w:rPr>
@@ -346,28 +311,24 @@
           <w:szCs w:val="24"/>
           <w:lang w:val="pt-PT"/>
         </w:rPr>
-        <w:t>{{comarca}}</w:t>
       </w:r>
       <w:r>
         <w:rPr>
           <w:b w:val="1"/>
           <w:bCs w:val="1"/>
         </w:rPr>
-        <w:t xml:space="preserve">,</w:t>
-      </w:r>
-      <w:r>
-        <w:rPr>
-          <w:sz w:val="22"/>
-          <w:szCs w:val="22"/>
-        </w:rPr>
-        <w:t xml:space="preserve"> que por sua vez, foi  expedido em favor de</w:t>
-      </w:r>
-      <w:r>
-        <w:rPr>
-          <w:sz w:val="22"/>
-          <w:szCs w:val="22"/>
-        </w:rPr>
-        <w:t xml:space="preserve"> </w:t>
+      </w:r>
+      <w:r>
+        <w:rPr>
+          <w:sz w:val="22"/>
+          <w:szCs w:val="22"/>
+        </w:rPr>
+      </w:r>
+      <w:r>
+        <w:rPr>
+          <w:sz w:val="22"/>
+          <w:szCs w:val="22"/>
+        </w:rPr>
       </w:r>
       <w:r>
         <w:rPr>
@@ -383,14 +344,12 @@
           <w:szCs w:val="24"/>
           <w:lang w:val="pt-PT"/>
         </w:rPr>
-        <w:t>{{nome_cedente}}</w:t>
-      </w:r>
-      <w:r>
-        <w:rPr>
-          <w:sz w:val="22"/>
-          <w:szCs w:val="22"/>
-        </w:rPr>
-        <w:t xml:space="preserve"> </w:t>
+      </w:r>
+      <w:r>
+        <w:rPr>
+          <w:sz w:val="22"/>
+          <w:szCs w:val="22"/>
+        </w:rPr>
       </w:r>
       <w:r>
         <w:rPr>
@@ -398,28 +357,24 @@
           <w:sz w:val="22"/>
           <w:szCs w:val="22"/>
         </w:rPr>
-        <w:t xml:space="preserve">que</w:t>
-      </w:r>
-      <w:r>
-        <w:rPr>
-          <w:sz w:val="22"/>
-          <w:szCs w:val="22"/>
-        </w:rPr>
-        <w:t xml:space="preserve"> </w:t>
-      </w:r>
-      <w:r>
-        <w:rPr>
-          <w:sz w:val="22"/>
-          <w:szCs w:val="22"/>
-        </w:rPr>
-        <w:t xml:space="preserve">é credor de 100 % (cem por cento), dos Direitos Creditórios derivados dos processos de origem nº</w:t>
-      </w:r>
-      <w:r>
-        <w:rPr>
-          <w:sz w:val="22"/>
-          <w:szCs w:val="22"/>
-        </w:rPr>
-        <w:t xml:space="preserve"> </w:t>
+      </w:r>
+      <w:r>
+        <w:rPr>
+          <w:sz w:val="22"/>
+          <w:szCs w:val="22"/>
+        </w:rPr>
+      </w:r>
+      <w:r>
+        <w:rPr>
+          <w:sz w:val="22"/>
+          <w:szCs w:val="22"/>
+        </w:rPr>
+      </w:r>
+      <w:r>
+        <w:rPr>
+          <w:sz w:val="22"/>
+          <w:szCs w:val="22"/>
+        </w:rPr>
       </w:r>
       <w:r>
         <w:rPr>
@@ -435,273 +390,234 @@
           <w:szCs w:val="22"/>
           <w:lang w:val="pt-PT"/>
         </w:rPr>
-        <w:t>{{numero_processo_origem}}</w:t>
-      </w:r>
-      <w:r>
-        <w:rPr>
-          <w:sz w:val="22"/>
-          <w:szCs w:val="22"/>
-        </w:rPr>
-        <w:t xml:space="preserve">movidos e</w:t>
-      </w:r>
-      <w:r>
-        <w:rPr>
-          <w:sz w:val="22"/>
-          <w:szCs w:val="22"/>
-        </w:rPr>
-        <w:t xml:space="preserve">m face </w:t>
-      </w:r>
-      <w:r>
-        <w:rPr>
-          <w:sz w:val="22"/>
-          <w:szCs w:val="22"/>
-        </w:rPr>
-        <w:t xml:space="preserve">do </w:t>
-      </w:r>
-      <w:r>
-        <w:rPr>
-          <w:sz w:val="22"/>
-          <w:szCs w:val="22"/>
-        </w:rPr>
-        <w:t>ESTADO</w:t>
-      </w:r>
-      <w:r>
-        <w:rPr>
-          <w:sz w:val="22"/>
-          <w:szCs w:val="22"/>
-        </w:rPr>
-        <w:t xml:space="preserve"> DO GOIAS</w:t>
-      </w:r>
-      <w:r>
-        <w:rPr>
-          <w:sz w:val="22"/>
-          <w:szCs w:val="22"/>
-        </w:rPr>
-        <w:t xml:space="preserve"> </w:t>
-      </w:r>
-      <w:r>
-        <w:rPr>
-          <w:sz w:val="22"/>
-          <w:szCs w:val="22"/>
-        </w:rPr>
-        <w:t xml:space="preserve">, como já informad</w:t>
-      </w:r>
-      <w:r>
-        <w:rPr>
-          <w:sz w:val="22"/>
-          <w:szCs w:val="22"/>
-        </w:rPr>
-        <w:t xml:space="preserve">o e esc</w:t>
-      </w:r>
-      <w:r>
-        <w:rPr>
-          <w:sz w:val="22"/>
-          <w:szCs w:val="22"/>
-        </w:rPr>
-        <w:t>rit</w:t>
-      </w:r>
-      <w:r>
-        <w:rPr>
-          <w:sz w:val="22"/>
-          <w:szCs w:val="22"/>
-        </w:rPr>
-        <w:t xml:space="preserve">o </w:t>
-      </w:r>
-      <w:r>
-        <w:rPr>
-          <w:sz w:val="22"/>
-          <w:szCs w:val="22"/>
-        </w:rPr>
-        <w:t xml:space="preserve">na</w:t>
-      </w:r>
-      <w:r>
-        <w:rPr>
-          <w:sz w:val="22"/>
-          <w:szCs w:val="22"/>
-        </w:rPr>
-        <w:t xml:space="preserve"> </w:t>
-      </w:r>
-      <w:r>
-        <w:rPr>
-          <w:sz w:val="22"/>
-          <w:szCs w:val="22"/>
-        </w:rPr>
-        <w:t xml:space="preserve">procuração</w:t>
-      </w:r>
-      <w:r>
-        <w:rPr>
-          <w:sz w:val="22"/>
-          <w:szCs w:val="22"/>
-        </w:rPr>
-        <w:t xml:space="preserve"> d</w:t>
-      </w:r>
-      <w:r>
-        <w:rPr>
-          <w:sz w:val="22"/>
-          <w:szCs w:val="22"/>
-        </w:rPr>
-        <w:t>e cessão lavrada em Cartório. Deste modo, declara pleno conhecimento</w:t>
-      </w:r>
-      <w:r>
-        <w:rPr>
-          <w:sz w:val="22"/>
-          <w:szCs w:val="22"/>
-        </w:rPr>
-        <w:t xml:space="preserve"> </w:t>
-      </w:r>
-      <w:r>
-        <w:rPr>
-          <w:sz w:val="22"/>
-          <w:szCs w:val="22"/>
-        </w:rPr>
-        <w:t>da negociação efetivada e</w:t>
-      </w:r>
-      <w:r>
-        <w:rPr>
-          <w:sz w:val="22"/>
-          <w:szCs w:val="22"/>
-        </w:rPr>
-        <w:t xml:space="preserve"> </w:t>
-      </w:r>
-      <w:r>
-        <w:rPr>
-          <w:sz w:val="22"/>
-          <w:szCs w:val="22"/>
-        </w:rPr>
-        <w:t>não</w:t>
-      </w:r>
-      <w:r>
-        <w:rPr>
-          <w:sz w:val="22"/>
-          <w:szCs w:val="22"/>
-        </w:rPr>
-        <w:t xml:space="preserve"> </w:t>
-      </w:r>
-      <w:r>
-        <w:rPr>
-          <w:sz w:val="22"/>
-          <w:szCs w:val="22"/>
-        </w:rPr>
-        <w:t>possuir</w:t>
-      </w:r>
-      <w:r>
-        <w:rPr>
-          <w:sz w:val="22"/>
-          <w:szCs w:val="22"/>
-        </w:rPr>
-        <w:t xml:space="preserve"> </w:t>
-      </w:r>
-      <w:r>
-        <w:rPr>
-          <w:sz w:val="22"/>
-          <w:szCs w:val="22"/>
-        </w:rPr>
-        <w:t>mais qualquer relação com referido Ofício Requisitório ou processos originários/executórios, haja vista a cessão citada anteriormente, a qual, vale dizer, foi realizada com total</w:t>
-      </w:r>
-      <w:r>
-        <w:rPr>
-          <w:sz w:val="22"/>
-          <w:szCs w:val="22"/>
-        </w:rPr>
-        <w:t xml:space="preserve"> </w:t>
-      </w:r>
-      <w:r>
-        <w:rPr>
-          <w:sz w:val="22"/>
-          <w:szCs w:val="22"/>
-        </w:rPr>
-        <w:t>ciência e concordância de seu representante legal, firmada por livre e espontânea vontade. Claro é ver, que com o integral pagamento do preço acordado e efetivamente recebido, dá-se à parte compradora, ampl</w:t>
-      </w:r>
-      <w:r>
-        <w:rPr>
-          <w:sz w:val="22"/>
-          <w:szCs w:val="22"/>
-        </w:rPr>
-        <w:t>a e integra</w:t>
-      </w:r>
-      <w:r>
-        <w:rPr>
-          <w:sz w:val="22"/>
-          <w:szCs w:val="22"/>
-        </w:rPr>
-        <w:t>l qui</w:t>
-      </w:r>
-      <w:r>
-        <w:rPr>
-          <w:sz w:val="22"/>
-          <w:szCs w:val="22"/>
-        </w:rPr>
-        <w:t>tação a 100</w:t>
-      </w:r>
-      <w:r>
-        <w:rPr>
-          <w:sz w:val="22"/>
-          <w:szCs w:val="22"/>
-        </w:rPr>
-        <w:t xml:space="preserve"> % (cem por cento</w:t>
-      </w:r>
-      <w:r>
-        <w:rPr>
-          <w:sz w:val="22"/>
-          <w:szCs w:val="22"/>
-        </w:rPr>
-        <w:t>) do</w:t>
-      </w:r>
-      <w:r>
-        <w:rPr>
-          <w:sz w:val="22"/>
-          <w:szCs w:val="22"/>
-        </w:rPr>
-        <w:t>s d</w:t>
-      </w:r>
-      <w:r>
-        <w:rPr>
-          <w:sz w:val="22"/>
-          <w:szCs w:val="22"/>
-        </w:rPr>
-        <w:t>irei</w:t>
-      </w:r>
-      <w:r>
-        <w:rPr>
-          <w:sz w:val="22"/>
-          <w:szCs w:val="22"/>
-        </w:rPr>
-        <w:t>t</w:t>
-      </w:r>
-      <w:r>
-        <w:rPr>
-          <w:sz w:val="22"/>
-          <w:szCs w:val="22"/>
-        </w:rPr>
-        <w:t>os</w:t>
-      </w:r>
-      <w:r>
-        <w:rPr>
-          <w:sz w:val="22"/>
-          <w:szCs w:val="22"/>
-        </w:rPr>
-        <w:t xml:space="preserve"> </w:t>
-      </w:r>
-      <w:r>
-        <w:rPr>
-          <w:sz w:val="22"/>
-          <w:szCs w:val="22"/>
-        </w:rPr>
-        <w:t>creditórios</w:t>
-      </w:r>
-      <w:r>
-        <w:rPr>
-          <w:sz w:val="22"/>
-          <w:szCs w:val="22"/>
-        </w:rPr>
-        <w:t xml:space="preserve"> a</w:t>
-      </w:r>
-      <w:r>
-        <w:rPr>
-          <w:sz w:val="22"/>
-          <w:szCs w:val="22"/>
-        </w:rPr>
-        <w:t>cima mencionado.</w:t>
+      </w:r>
+      <w:r>
+        <w:rPr>
+          <w:sz w:val="22"/>
+          <w:szCs w:val="22"/>
+        </w:rPr>
+      </w:r>
+      <w:r>
+        <w:rPr>
+          <w:sz w:val="22"/>
+          <w:szCs w:val="22"/>
+        </w:rPr>
+      </w:r>
+      <w:r>
+        <w:rPr>
+          <w:sz w:val="22"/>
+          <w:szCs w:val="22"/>
+        </w:rPr>
+      </w:r>
+      <w:r>
+        <w:rPr>
+          <w:sz w:val="22"/>
+          <w:szCs w:val="22"/>
+        </w:rPr>
+      </w:r>
+      <w:r>
+        <w:rPr>
+          <w:sz w:val="22"/>
+          <w:szCs w:val="22"/>
+        </w:rPr>
+      </w:r>
+      <w:r>
+        <w:rPr>
+          <w:sz w:val="22"/>
+          <w:szCs w:val="22"/>
+        </w:rPr>
+      </w:r>
+      <w:r>
+        <w:rPr>
+          <w:sz w:val="22"/>
+          <w:szCs w:val="22"/>
+        </w:rPr>
+      </w:r>
+      <w:r>
+        <w:rPr>
+          <w:sz w:val="22"/>
+          <w:szCs w:val="22"/>
+        </w:rPr>
+      </w:r>
+      <w:r>
+        <w:rPr>
+          <w:sz w:val="22"/>
+          <w:szCs w:val="22"/>
+        </w:rPr>
+      </w:r>
+      <w:r>
+        <w:rPr>
+          <w:sz w:val="22"/>
+          <w:szCs w:val="22"/>
+        </w:rPr>
+      </w:r>
+      <w:r>
+        <w:rPr>
+          <w:sz w:val="22"/>
+          <w:szCs w:val="22"/>
+        </w:rPr>
+      </w:r>
+      <w:r>
+        <w:rPr>
+          <w:sz w:val="22"/>
+          <w:szCs w:val="22"/>
+        </w:rPr>
+      </w:r>
+      <w:r>
+        <w:rPr>
+          <w:sz w:val="22"/>
+          <w:szCs w:val="22"/>
+        </w:rPr>
+      </w:r>
+      <w:r>
+        <w:rPr>
+          <w:sz w:val="22"/>
+          <w:szCs w:val="22"/>
+        </w:rPr>
+      </w:r>
+      <w:r>
+        <w:rPr>
+          <w:sz w:val="22"/>
+          <w:szCs w:val="22"/>
+        </w:rPr>
+      </w:r>
+      <w:r>
+        <w:rPr>
+          <w:sz w:val="22"/>
+          <w:szCs w:val="22"/>
+        </w:rPr>
+      </w:r>
+      <w:r>
+        <w:rPr>
+          <w:sz w:val="22"/>
+          <w:szCs w:val="22"/>
+        </w:rPr>
+      </w:r>
+      <w:r>
+        <w:rPr>
+          <w:sz w:val="22"/>
+          <w:szCs w:val="22"/>
+        </w:rPr>
+      </w:r>
+      <w:r>
+        <w:rPr>
+          <w:sz w:val="22"/>
+          <w:szCs w:val="22"/>
+        </w:rPr>
+      </w:r>
+      <w:r>
+        <w:rPr>
+          <w:sz w:val="22"/>
+          <w:szCs w:val="22"/>
+        </w:rPr>
+      </w:r>
+      <w:r>
+        <w:rPr>
+          <w:sz w:val="22"/>
+          <w:szCs w:val="22"/>
+        </w:rPr>
+      </w:r>
+      <w:r>
+        <w:rPr>
+          <w:sz w:val="22"/>
+          <w:szCs w:val="22"/>
+        </w:rPr>
+      </w:r>
+      <w:r>
+        <w:rPr>
+          <w:sz w:val="22"/>
+          <w:szCs w:val="22"/>
+        </w:rPr>
+      </w:r>
+      <w:r>
+        <w:rPr>
+          <w:sz w:val="22"/>
+          <w:szCs w:val="22"/>
+        </w:rPr>
+      </w:r>
+      <w:r>
+        <w:rPr>
+          <w:sz w:val="22"/>
+          <w:szCs w:val="22"/>
+        </w:rPr>
+      </w:r>
+      <w:r>
+        <w:rPr>
+          <w:sz w:val="22"/>
+          <w:szCs w:val="22"/>
+        </w:rPr>
+      </w:r>
+      <w:r>
+        <w:rPr>
+          <w:sz w:val="22"/>
+          <w:szCs w:val="22"/>
+        </w:rPr>
+      </w:r>
+      <w:r>
+        <w:rPr>
+          <w:sz w:val="22"/>
+          <w:szCs w:val="22"/>
+        </w:rPr>
+      </w:r>
+      <w:r>
+        <w:rPr>
+          <w:sz w:val="22"/>
+          <w:szCs w:val="22"/>
+        </w:rPr>
+      </w:r>
+      <w:r>
+        <w:rPr>
+          <w:sz w:val="22"/>
+          <w:szCs w:val="22"/>
+        </w:rPr>
+      </w:r>
+      <w:r>
+        <w:rPr>
+          <w:sz w:val="22"/>
+          <w:szCs w:val="22"/>
+        </w:rPr>
+      </w:r>
+      <w:r>
+        <w:rPr>
+          <w:sz w:val="22"/>
+          <w:szCs w:val="22"/>
+        </w:rPr>
+      </w:r>
+      <w:r>
+        <w:rPr>
+          <w:sz w:val="22"/>
+          <w:szCs w:val="22"/>
+        </w:rPr>
+      </w:r>
+      <w:r>
+        <w:rPr>
+          <w:sz w:val="22"/>
+          <w:szCs w:val="22"/>
+        </w:rPr>
+      </w:r>
+      <w:r>
+        <w:rPr>
+          <w:sz w:val="22"/>
+          <w:szCs w:val="22"/>
+        </w:rPr>
+      </w:r>
+      <w:r>
+        <w:rPr>
+          <w:sz w:val="22"/>
+          <w:szCs w:val="22"/>
+        </w:rPr>
+      </w:r>
+      <w:r>
+        <w:rPr>
+          <w:sz w:val="22"/>
+          <w:szCs w:val="22"/>
+        </w:rPr>
+      </w:r>
+      <w:r>
+        <w:rPr>
+          <w:sz w:val="22"/>
+          <w:szCs w:val="22"/>
+        </w:rPr>
       </w:r>
     </w:p>
     <w:p>
@@ -770,7 +686,7 @@
           <w:szCs w:val="22"/>
           <w:lang w:val="pt-PT"/>
         </w:rPr>
-        <w:t>{{data_nascimento}}</w:t>
+        <w:t>{{data_contrato}}</w:t>
       </w:r>
     </w:p>
     <w:sectPr>
